--- a/doc/WPF_szakmai.docx
+++ b/doc/WPF_szakmai.docx
@@ -27,7 +27,13 @@
         <w:jc w:val="center"/>
       </w:pPr>
       <w:r>
-        <w:t>Projectterv 2024-2025</w:t>
+        <w:t>Proje</w:t>
+      </w:r>
+      <w:r>
+        <w:t>k</w:t>
+      </w:r>
+      <w:r>
+        <w:t>tterv 2024-2025</w:t>
       </w:r>
     </w:p>
     <w:p>
@@ -114,37 +120,821 @@
           <w:sz w:val="28"/>
           <w:szCs w:val="28"/>
         </w:rPr>
-        <w:t xml:space="preserve"> Mindenki a saját érdeklődési köre szerin</w:t>
+        <w:t xml:space="preserve"> Mindenki a saját érdeklődési köre szerint tud kommunikálni. Legyen szó közösségek létrehozásáról, posztolásról, reakciókról az OpenForum mindenre lehetőséget ad felhasználóinak, hogy minél effektívebben tudjanak beszélgetni felületünkön.</w:t>
+      </w:r>
+      <w:r>
+        <w:rPr>
+          <w:sz w:val="28"/>
+          <w:szCs w:val="28"/>
+        </w:rPr>
+        <w:t xml:space="preserve"> </w:t>
+      </w:r>
+      <w:r>
+        <w:rPr>
+          <w:sz w:val="28"/>
+          <w:szCs w:val="28"/>
+        </w:rPr>
+        <w:t>Letisztult és könnyen használható weboldalunk és asztali felületünk könnyű felhasználást nyújt mind felhasználóknak, mind adminisztrátoroknak.</w:t>
+      </w:r>
+    </w:p>
+    <w:p>
+      <w:pPr>
+        <w:spacing w:after="0" w:line="240" w:lineRule="auto"/>
+        <w:jc w:val="both"/>
+        <w:rPr>
+          <w:sz w:val="28"/>
+          <w:szCs w:val="28"/>
+        </w:rPr>
+      </w:pPr>
+    </w:p>
+    <w:p>
+      <w:pPr>
+        <w:spacing w:after="0" w:line="384" w:lineRule="auto"/>
+        <w:rPr>
+          <w:b/>
+          <w:sz w:val="36"/>
+          <w:szCs w:val="36"/>
+        </w:rPr>
+      </w:pPr>
+      <w:r>
+        <w:rPr>
+          <w:b/>
+          <w:sz w:val="36"/>
+          <w:szCs w:val="36"/>
+        </w:rPr>
+        <w:t>2. A proje</w:t>
+      </w:r>
+      <w:r>
+        <w:rPr>
+          <w:b/>
+          <w:sz w:val="36"/>
+          <w:szCs w:val="36"/>
+        </w:rPr>
+        <w:t>k</w:t>
+      </w:r>
+      <w:r>
+        <w:rPr>
+          <w:b/>
+          <w:sz w:val="36"/>
+          <w:szCs w:val="36"/>
+        </w:rPr>
+        <w:t>t bemutatása</w:t>
+      </w:r>
+    </w:p>
+    <w:p>
+      <w:pPr>
+        <w:spacing w:after="0" w:line="240" w:lineRule="auto"/>
+        <w:jc w:val="both"/>
+        <w:rPr>
+          <w:sz w:val="28"/>
+          <w:szCs w:val="28"/>
+        </w:rPr>
+      </w:pPr>
+      <w:r>
+        <w:rPr>
+          <w:sz w:val="28"/>
+          <w:szCs w:val="28"/>
+        </w:rPr>
+        <w:t>Ez a projektterv az OpenForum projektet mutatja be, amely 2025-11-05-től 202</w:t>
+      </w:r>
+      <w:r>
+        <w:rPr>
+          <w:sz w:val="28"/>
+          <w:szCs w:val="28"/>
+        </w:rPr>
+        <w:t>6-04-30-ig tart. A projekten két fejlesztő fog dolgozni, törekedve a hatékony és hibamentes fejlesztés megvalósítására.</w:t>
+      </w:r>
+    </w:p>
+    <w:p>
+      <w:pPr>
+        <w:spacing w:after="0" w:line="240" w:lineRule="auto"/>
+        <w:rPr>
+          <w:sz w:val="28"/>
+          <w:szCs w:val="28"/>
+        </w:rPr>
+      </w:pPr>
+    </w:p>
+    <w:p>
+      <w:pPr>
+        <w:spacing w:after="0" w:line="480" w:lineRule="auto"/>
+        <w:rPr>
+          <w:b/>
+          <w:sz w:val="30"/>
+          <w:szCs w:val="30"/>
+        </w:rPr>
+      </w:pPr>
+      <w:r>
+        <w:rPr>
+          <w:b/>
+          <w:sz w:val="30"/>
+          <w:szCs w:val="30"/>
+        </w:rPr>
+        <w:t xml:space="preserve">2.1. </w:t>
+      </w:r>
+      <w:r>
+        <w:rPr>
+          <w:b/>
+          <w:sz w:val="30"/>
+          <w:szCs w:val="30"/>
+        </w:rPr>
+        <w:t>Rendszerspecifikáció</w:t>
+      </w:r>
+    </w:p>
+    <w:p>
+      <w:pPr>
+        <w:spacing w:after="0" w:line="240" w:lineRule="auto"/>
+        <w:jc w:val="both"/>
+        <w:rPr>
+          <w:sz w:val="28"/>
+          <w:szCs w:val="28"/>
+        </w:rPr>
+      </w:pPr>
+      <w:r>
+        <w:rPr>
+          <w:sz w:val="28"/>
+          <w:szCs w:val="28"/>
+        </w:rPr>
+        <w:t xml:space="preserve">A rendszernek képesnek kell lennie arra, hogy egy adott közösség, az adott közösség posztjait és kommentjeit (közösség tulajdonosa, neve, tagjai, posztokhoz hozzárendelt képek, …) nyilvántartsa annak érdekében, hogy </w:t>
+      </w:r>
+      <w:r>
+        <w:rPr>
+          <w:sz w:val="28"/>
+          <w:szCs w:val="28"/>
+        </w:rPr>
+        <w:t>a program akadálymentesen tudjon futni. Ezenkívül a cég</w:t>
+      </w:r>
+      <w:r>
+        <w:rPr>
+          <w:sz w:val="28"/>
+          <w:szCs w:val="28"/>
+        </w:rPr>
+        <w:t xml:space="preserve"> alkalmazásában álló felhasználókat és ezen adatokat </w:t>
+      </w:r>
+      <w:r>
+        <w:rPr>
+          <w:sz w:val="28"/>
+          <w:szCs w:val="28"/>
+        </w:rPr>
+        <w:t xml:space="preserve">(felhasználók listája, felhasználói profilképek, felhasználói leírások, adatok). </w:t>
+      </w:r>
+      <w:r>
+        <w:rPr>
+          <w:sz w:val="28"/>
+          <w:szCs w:val="28"/>
+        </w:rPr>
+        <w:t>A bejövő kommunikációs adatok alapján jelenítse meg a jelenlegi közösségre és posztokra vonatkozó adatokat.</w:t>
+      </w:r>
+      <w:r>
+        <w:rPr>
+          <w:sz w:val="28"/>
+          <w:szCs w:val="28"/>
+        </w:rPr>
+        <w:t xml:space="preserve"> Minden funkció a megfelelő felhasználói jogosultság mellett használható, annak függvényében írható, olvasható vagy nem megtekinthető az adat.</w:t>
+      </w:r>
+    </w:p>
+    <w:p>
+      <w:pPr>
+        <w:spacing w:after="0" w:line="240" w:lineRule="auto"/>
+        <w:rPr>
+          <w:sz w:val="28"/>
+          <w:szCs w:val="28"/>
+        </w:rPr>
+      </w:pPr>
+    </w:p>
+    <w:p>
+      <w:pPr>
+        <w:spacing w:after="0" w:line="480" w:lineRule="auto"/>
+        <w:rPr>
+          <w:b/>
+          <w:sz w:val="30"/>
+          <w:szCs w:val="30"/>
+        </w:rPr>
+      </w:pPr>
+      <w:r>
+        <w:rPr>
+          <w:b/>
+          <w:sz w:val="30"/>
+          <w:szCs w:val="30"/>
+        </w:rPr>
+        <w:t>2.</w:t>
+      </w:r>
+      <w:r>
+        <w:rPr>
+          <w:b/>
+          <w:sz w:val="30"/>
+          <w:szCs w:val="30"/>
+        </w:rPr>
+        <w:t>2. Funkcionális követelmények</w:t>
+      </w:r>
+    </w:p>
+    <w:p>
+      <w:pPr>
+        <w:pStyle w:val="Listaszerbekezds"/>
+        <w:numPr>
+          <w:ilvl w:val="0"/>
+          <w:numId w:val="7"/>
+        </w:numPr>
+        <w:spacing w:after="0" w:line="240" w:lineRule="auto"/>
+        <w:rPr>
+          <w:sz w:val="28"/>
+          <w:szCs w:val="28"/>
+        </w:rPr>
+      </w:pPr>
+      <w:r>
+        <w:rPr>
+          <w:sz w:val="28"/>
+          <w:szCs w:val="28"/>
+        </w:rPr>
+        <w:t>Felhasználók kezelése (adminisztrátor, felhasználó)</w:t>
+      </w:r>
+      <w:r>
+        <w:rPr>
+          <w:sz w:val="28"/>
+          <w:szCs w:val="28"/>
+        </w:rPr>
+        <w:t xml:space="preserve"> (CRUD)</w:t>
+      </w:r>
+    </w:p>
+    <w:p>
+      <w:pPr>
+        <w:pStyle w:val="Listaszerbekezds"/>
+        <w:numPr>
+          <w:ilvl w:val="0"/>
+          <w:numId w:val="7"/>
+        </w:numPr>
+        <w:spacing w:after="0" w:line="240" w:lineRule="auto"/>
+        <w:rPr>
+          <w:sz w:val="28"/>
+          <w:szCs w:val="28"/>
+        </w:rPr>
+      </w:pPr>
+      <w:r>
+        <w:rPr>
+          <w:sz w:val="28"/>
+          <w:szCs w:val="28"/>
+        </w:rPr>
+        <w:t>Felhasználói munkamenet megvalósítása több jogosultsági szinttel</w:t>
+      </w:r>
+    </w:p>
+    <w:p>
+      <w:pPr>
+        <w:pStyle w:val="Listaszerbekezds"/>
+        <w:numPr>
+          <w:ilvl w:val="0"/>
+          <w:numId w:val="7"/>
+        </w:numPr>
+        <w:spacing w:after="0" w:line="240" w:lineRule="auto"/>
+        <w:rPr>
+          <w:sz w:val="28"/>
+          <w:szCs w:val="28"/>
+        </w:rPr>
+      </w:pPr>
+      <w:r>
+        <w:rPr>
+          <w:sz w:val="28"/>
+          <w:szCs w:val="28"/>
+        </w:rPr>
+        <w:t>Közösségek kezelése (CRUD)</w:t>
+      </w:r>
+    </w:p>
+    <w:p>
+      <w:pPr>
+        <w:pStyle w:val="Listaszerbekezds"/>
+        <w:numPr>
+          <w:ilvl w:val="0"/>
+          <w:numId w:val="7"/>
+        </w:numPr>
+        <w:spacing w:after="0" w:line="240" w:lineRule="auto"/>
+        <w:rPr>
+          <w:sz w:val="28"/>
+          <w:szCs w:val="28"/>
+        </w:rPr>
+      </w:pPr>
+      <w:r>
+        <w:rPr>
+          <w:sz w:val="28"/>
+          <w:szCs w:val="28"/>
+        </w:rPr>
+        <w:t>Posztok kezelése (CRUD)</w:t>
+      </w:r>
+    </w:p>
+    <w:p>
+      <w:pPr>
+        <w:pStyle w:val="Listaszerbekezds"/>
+        <w:numPr>
+          <w:ilvl w:val="0"/>
+          <w:numId w:val="7"/>
+        </w:numPr>
+        <w:spacing w:after="0" w:line="240" w:lineRule="auto"/>
+        <w:rPr>
+          <w:sz w:val="28"/>
+          <w:szCs w:val="28"/>
+        </w:rPr>
+      </w:pPr>
+      <w:r>
+        <w:rPr>
+          <w:sz w:val="28"/>
+          <w:szCs w:val="28"/>
+        </w:rPr>
+        <w:t>Kommentek kezelése (CRUD)</w:t>
+      </w:r>
+    </w:p>
+    <w:p>
+      <w:pPr>
+        <w:spacing w:after="0" w:line="240" w:lineRule="auto"/>
+        <w:jc w:val="both"/>
+        <w:rPr>
+          <w:sz w:val="28"/>
+          <w:szCs w:val="28"/>
+        </w:rPr>
+      </w:pPr>
+      <w:r>
+        <w:rPr>
+          <w:sz w:val="28"/>
+          <w:szCs w:val="28"/>
+        </w:rPr>
+        <w:lastRenderedPageBreak/>
+        <w:t xml:space="preserve">A CRUD rövidítése a következőt jelenti: </w:t>
+      </w:r>
+      <w:proofErr w:type="spellStart"/>
+      <w:r>
+        <w:rPr>
+          <w:sz w:val="28"/>
+          <w:szCs w:val="28"/>
+        </w:rPr>
+        <w:t>Create</w:t>
+      </w:r>
+      <w:proofErr w:type="spellEnd"/>
+      <w:r>
+        <w:rPr>
+          <w:sz w:val="28"/>
+          <w:szCs w:val="28"/>
+        </w:rPr>
+        <w:t xml:space="preserve">, Read, Update, </w:t>
+      </w:r>
+      <w:proofErr w:type="spellStart"/>
+      <w:r>
+        <w:rPr>
+          <w:sz w:val="28"/>
+          <w:szCs w:val="28"/>
+        </w:rPr>
+        <w:t>Delete</w:t>
+      </w:r>
+      <w:proofErr w:type="spellEnd"/>
+      <w:r>
+        <w:rPr>
+          <w:sz w:val="28"/>
+          <w:szCs w:val="28"/>
+        </w:rPr>
+        <w:t>.</w:t>
+      </w:r>
+    </w:p>
+    <w:p>
+      <w:pPr>
+        <w:spacing w:after="0" w:line="240" w:lineRule="auto"/>
+        <w:jc w:val="both"/>
+        <w:rPr>
+          <w:sz w:val="28"/>
+          <w:szCs w:val="28"/>
+        </w:rPr>
+      </w:pPr>
+      <w:r>
+        <w:rPr>
+          <w:sz w:val="28"/>
+          <w:szCs w:val="28"/>
+        </w:rPr>
+        <w:t>Azaz a funkcióhoz tartozó adat létrehozása, olvasása, frissítése, törlése.</w:t>
+      </w:r>
+    </w:p>
+    <w:p>
+      <w:pPr>
+        <w:spacing w:after="0" w:line="240" w:lineRule="auto"/>
+        <w:rPr>
+          <w:sz w:val="28"/>
+          <w:szCs w:val="28"/>
+        </w:rPr>
+      </w:pPr>
+    </w:p>
+    <w:p>
+      <w:pPr>
+        <w:spacing w:after="0" w:line="480" w:lineRule="auto"/>
+        <w:rPr>
+          <w:b/>
+          <w:sz w:val="30"/>
+          <w:szCs w:val="30"/>
+        </w:rPr>
+      </w:pPr>
+      <w:r>
+        <w:rPr>
+          <w:b/>
+          <w:sz w:val="30"/>
+          <w:szCs w:val="30"/>
+        </w:rPr>
+        <w:t>2.</w:t>
+      </w:r>
+      <w:r>
+        <w:rPr>
+          <w:b/>
+          <w:sz w:val="30"/>
+          <w:szCs w:val="30"/>
+        </w:rPr>
+        <w:t>3</w:t>
+      </w:r>
+      <w:r>
+        <w:rPr>
+          <w:b/>
+          <w:sz w:val="30"/>
+          <w:szCs w:val="30"/>
+        </w:rPr>
+        <w:t xml:space="preserve">. </w:t>
+      </w:r>
+      <w:r>
+        <w:rPr>
+          <w:b/>
+          <w:sz w:val="30"/>
+          <w:szCs w:val="30"/>
+        </w:rPr>
+        <w:t>Nem f</w:t>
+      </w:r>
+      <w:r>
+        <w:rPr>
+          <w:b/>
+          <w:sz w:val="30"/>
+          <w:szCs w:val="30"/>
+        </w:rPr>
+        <w:t>unkcionális követelmények</w:t>
       </w:r>
       <w:bookmarkStart w:id="0" w:name="_GoBack"/>
       <w:bookmarkEnd w:id="0"/>
-      <w:r>
-        <w:rPr>
-          <w:sz w:val="28"/>
-          <w:szCs w:val="28"/>
-        </w:rPr>
-        <w:t>t tud kommunikálni. Legyen szó közösségek létrehozásáról, posztolásról, reakciókról az OpenForum mindenre lehetőséget ad felhasználóinak, hogy minél effektívebben tudjanak beszélgetni felületünkön.</w:t>
-      </w:r>
-      <w:r>
-        <w:rPr>
-          <w:sz w:val="28"/>
-          <w:szCs w:val="28"/>
-        </w:rPr>
-        <w:t xml:space="preserve"> Letisztult, könnyen használható </w:t>
-      </w:r>
-      <w:r>
-        <w:rPr>
-          <w:sz w:val="28"/>
-          <w:szCs w:val="28"/>
-        </w:rPr>
-        <w:t>alkalmazásunkon</w:t>
-      </w:r>
-      <w:r>
-        <w:rPr>
-          <w:sz w:val="28"/>
-          <w:szCs w:val="28"/>
-        </w:rPr>
-        <w:t xml:space="preserve"> keresztül minden felhasználó tud létrehozni magának profilt</w:t>
+    </w:p>
+    <w:p>
+      <w:pPr>
+        <w:pStyle w:val="Listaszerbekezds"/>
+        <w:numPr>
+          <w:ilvl w:val="0"/>
+          <w:numId w:val="7"/>
+        </w:numPr>
+        <w:spacing w:after="0" w:line="240" w:lineRule="auto"/>
+        <w:rPr>
+          <w:sz w:val="28"/>
+          <w:szCs w:val="28"/>
+        </w:rPr>
+      </w:pPr>
+      <w:r>
+        <w:rPr>
+          <w:sz w:val="28"/>
+          <w:szCs w:val="28"/>
+        </w:rPr>
+        <w:t>A kliens oldal böngészőfüggetlen legyen</w:t>
+      </w:r>
+    </w:p>
+    <w:p>
+      <w:pPr>
+        <w:pStyle w:val="Listaszerbekezds"/>
+        <w:numPr>
+          <w:ilvl w:val="0"/>
+          <w:numId w:val="7"/>
+        </w:numPr>
+        <w:spacing w:after="0" w:line="240" w:lineRule="auto"/>
+        <w:rPr>
+          <w:sz w:val="28"/>
+          <w:szCs w:val="28"/>
+        </w:rPr>
+      </w:pPr>
+      <w:r>
+        <w:rPr>
+          <w:sz w:val="28"/>
+          <w:szCs w:val="28"/>
+        </w:rPr>
+        <w:t>Reszponzív megjelenés (optimális megjelenés különféle kijelzőkön)</w:t>
+      </w:r>
+    </w:p>
+    <w:p>
+      <w:pPr>
+        <w:pStyle w:val="Listaszerbekezds"/>
+        <w:numPr>
+          <w:ilvl w:val="0"/>
+          <w:numId w:val="7"/>
+        </w:numPr>
+        <w:spacing w:after="0" w:line="240" w:lineRule="auto"/>
+        <w:rPr>
+          <w:sz w:val="28"/>
+          <w:szCs w:val="28"/>
+        </w:rPr>
+      </w:pPr>
+      <w:r>
+        <w:rPr>
+          <w:sz w:val="28"/>
+          <w:szCs w:val="28"/>
+        </w:rPr>
+        <w:t xml:space="preserve">Az adatokat </w:t>
+      </w:r>
+      <w:proofErr w:type="spellStart"/>
+      <w:r>
+        <w:rPr>
+          <w:sz w:val="28"/>
+          <w:szCs w:val="28"/>
+        </w:rPr>
+        <w:t>MySQL</w:t>
+      </w:r>
+      <w:proofErr w:type="spellEnd"/>
+      <w:r>
+        <w:rPr>
+          <w:sz w:val="28"/>
+          <w:szCs w:val="28"/>
+        </w:rPr>
+        <w:t xml:space="preserve"> adattáblákban tároljuk</w:t>
+      </w:r>
+    </w:p>
+    <w:p>
+      <w:pPr>
+        <w:pStyle w:val="Listaszerbekezds"/>
+        <w:numPr>
+          <w:ilvl w:val="0"/>
+          <w:numId w:val="7"/>
+        </w:numPr>
+        <w:spacing w:after="0" w:line="240" w:lineRule="auto"/>
+        <w:rPr>
+          <w:sz w:val="28"/>
+          <w:szCs w:val="28"/>
+        </w:rPr>
+      </w:pPr>
+      <w:r>
+        <w:rPr>
+          <w:sz w:val="28"/>
+          <w:szCs w:val="28"/>
+        </w:rPr>
+        <w:t>A legfrissebb technológiákat használja a rend</w:t>
+      </w:r>
+      <w:r>
+        <w:rPr>
+          <w:sz w:val="28"/>
+          <w:szCs w:val="28"/>
+        </w:rPr>
+        <w:t>szer</w:t>
+      </w:r>
+    </w:p>
+    <w:p>
+      <w:pPr>
+        <w:spacing w:after="0" w:line="240" w:lineRule="auto"/>
+        <w:rPr>
+          <w:sz w:val="28"/>
+          <w:szCs w:val="28"/>
+        </w:rPr>
+      </w:pPr>
+    </w:p>
+    <w:p>
+      <w:pPr>
+        <w:spacing w:after="0" w:line="384" w:lineRule="auto"/>
+        <w:rPr>
+          <w:b/>
+          <w:sz w:val="36"/>
+          <w:szCs w:val="36"/>
+        </w:rPr>
+      </w:pPr>
+      <w:r>
+        <w:rPr>
+          <w:b/>
+          <w:sz w:val="36"/>
+          <w:szCs w:val="36"/>
+        </w:rPr>
+        <w:t>3</w:t>
+      </w:r>
+      <w:r>
+        <w:rPr>
+          <w:b/>
+          <w:sz w:val="36"/>
+          <w:szCs w:val="36"/>
+        </w:rPr>
+        <w:t xml:space="preserve">. </w:t>
+      </w:r>
+      <w:r>
+        <w:rPr>
+          <w:b/>
+          <w:sz w:val="36"/>
+          <w:szCs w:val="36"/>
+        </w:rPr>
+        <w:t>Projektcsapat</w:t>
+      </w:r>
+    </w:p>
+    <w:p>
+      <w:pPr>
+        <w:tabs>
+          <w:tab w:val="left" w:pos="4820"/>
+        </w:tabs>
+        <w:spacing w:after="0" w:line="276" w:lineRule="auto"/>
+        <w:ind w:left="2410" w:hanging="2552"/>
+        <w:jc w:val="both"/>
+        <w:rPr>
+          <w:sz w:val="28"/>
+          <w:szCs w:val="28"/>
+          <w:u w:val="single" w:color="D9D9D9" w:themeColor="background1" w:themeShade="D9"/>
+        </w:rPr>
+      </w:pPr>
+      <w:r>
+        <w:rPr>
+          <w:sz w:val="28"/>
+          <w:szCs w:val="28"/>
+          <w:u w:val="single" w:color="D9D9D9" w:themeColor="background1" w:themeShade="D9"/>
+        </w:rPr>
+        <w:t>Név</w:t>
+      </w:r>
+      <w:r>
+        <w:rPr>
+          <w:sz w:val="28"/>
+          <w:szCs w:val="28"/>
+          <w:u w:val="single" w:color="D9D9D9" w:themeColor="background1" w:themeShade="D9"/>
+        </w:rPr>
+        <w:tab/>
+        <w:t>Pozíció</w:t>
+      </w:r>
+      <w:r>
+        <w:rPr>
+          <w:sz w:val="28"/>
+          <w:szCs w:val="28"/>
+          <w:u w:val="single" w:color="D9D9D9" w:themeColor="background1" w:themeShade="D9"/>
+        </w:rPr>
+        <w:tab/>
+      </w:r>
+      <w:r>
+        <w:rPr>
+          <w:sz w:val="28"/>
+          <w:szCs w:val="28"/>
+          <w:u w:val="single" w:color="D9D9D9" w:themeColor="background1" w:themeShade="D9"/>
+        </w:rPr>
+        <w:t>E-mail cím</w:t>
+      </w:r>
+      <w:r>
+        <w:rPr>
+          <w:sz w:val="28"/>
+          <w:szCs w:val="28"/>
+          <w:u w:val="single" w:color="D9D9D9" w:themeColor="background1" w:themeShade="D9"/>
+        </w:rPr>
+        <w:tab/>
+      </w:r>
+      <w:r>
+        <w:rPr>
+          <w:sz w:val="28"/>
+          <w:szCs w:val="28"/>
+          <w:u w:val="single" w:color="D9D9D9" w:themeColor="background1" w:themeShade="D9"/>
+        </w:rPr>
+        <w:tab/>
+      </w:r>
+      <w:r>
+        <w:rPr>
+          <w:sz w:val="28"/>
+          <w:szCs w:val="28"/>
+          <w:u w:val="single" w:color="D9D9D9" w:themeColor="background1" w:themeShade="D9"/>
+        </w:rPr>
+        <w:tab/>
+      </w:r>
+      <w:r>
+        <w:rPr>
+          <w:sz w:val="28"/>
+          <w:szCs w:val="28"/>
+          <w:u w:val="single" w:color="D9D9D9" w:themeColor="background1" w:themeShade="D9"/>
+        </w:rPr>
+        <w:tab/>
+      </w:r>
+    </w:p>
+    <w:p>
+      <w:pPr>
+        <w:tabs>
+          <w:tab w:val="left" w:pos="4820"/>
+        </w:tabs>
+        <w:spacing w:after="0" w:line="276" w:lineRule="auto"/>
+        <w:ind w:left="2410" w:hanging="2552"/>
+        <w:jc w:val="both"/>
+        <w:rPr>
+          <w:sz w:val="28"/>
+          <w:szCs w:val="28"/>
+        </w:rPr>
+      </w:pPr>
+      <w:r>
+        <w:rPr>
+          <w:sz w:val="28"/>
+          <w:szCs w:val="28"/>
+        </w:rPr>
+        <w:t>Szabó Bence</w:t>
+      </w:r>
+      <w:r>
+        <w:rPr>
+          <w:sz w:val="28"/>
+          <w:szCs w:val="28"/>
+        </w:rPr>
+        <w:tab/>
+      </w:r>
+      <w:r>
+        <w:rPr>
+          <w:sz w:val="28"/>
+          <w:szCs w:val="28"/>
+        </w:rPr>
+        <w:t>Projektvezető</w:t>
+      </w:r>
+      <w:r>
+        <w:rPr>
+          <w:sz w:val="28"/>
+          <w:szCs w:val="28"/>
+        </w:rPr>
+        <w:tab/>
+      </w:r>
+      <w:r>
+        <w:rPr>
+          <w:sz w:val="28"/>
+          <w:szCs w:val="28"/>
+        </w:rPr>
+        <w:t>szabo.bence-2021@keri.mako.hu</w:t>
+      </w:r>
+    </w:p>
+    <w:p>
+      <w:pPr>
+        <w:tabs>
+          <w:tab w:val="left" w:pos="4820"/>
+        </w:tabs>
+        <w:spacing w:after="0" w:line="276" w:lineRule="auto"/>
+        <w:ind w:left="2410" w:hanging="2552"/>
+        <w:jc w:val="both"/>
+        <w:rPr>
+          <w:sz w:val="28"/>
+          <w:szCs w:val="28"/>
+        </w:rPr>
+      </w:pPr>
+      <w:r>
+        <w:rPr>
+          <w:sz w:val="28"/>
+          <w:szCs w:val="28"/>
+        </w:rPr>
+        <w:t>Berta Barnabás</w:t>
+      </w:r>
+      <w:r>
+        <w:rPr>
+          <w:sz w:val="28"/>
+          <w:szCs w:val="28"/>
+        </w:rPr>
+        <w:tab/>
+        <w:t>Projekt tag</w:t>
+      </w:r>
+      <w:r>
+        <w:rPr>
+          <w:sz w:val="28"/>
+          <w:szCs w:val="28"/>
+        </w:rPr>
+        <w:tab/>
+      </w:r>
+      <w:r>
+        <w:rPr>
+          <w:sz w:val="28"/>
+          <w:szCs w:val="28"/>
+        </w:rPr>
+        <w:t>berta.barnabas-2021@keri.mako.hu</w:t>
+      </w:r>
+    </w:p>
+    <w:p>
+      <w:pPr>
+        <w:tabs>
+          <w:tab w:val="left" w:pos="4820"/>
+        </w:tabs>
+        <w:spacing w:after="0" w:line="276" w:lineRule="auto"/>
+        <w:ind w:left="2410" w:hanging="2552"/>
+        <w:jc w:val="both"/>
+        <w:rPr>
+          <w:sz w:val="28"/>
+          <w:szCs w:val="28"/>
+        </w:rPr>
+      </w:pPr>
+    </w:p>
+    <w:p>
+      <w:pPr>
+        <w:spacing w:after="0" w:line="384" w:lineRule="auto"/>
+        <w:rPr>
+          <w:b/>
+          <w:sz w:val="36"/>
+          <w:szCs w:val="36"/>
+        </w:rPr>
+      </w:pPr>
+      <w:r>
+        <w:rPr>
+          <w:b/>
+          <w:sz w:val="36"/>
+          <w:szCs w:val="36"/>
+        </w:rPr>
+        <w:t>4</w:t>
+      </w:r>
+      <w:r>
+        <w:rPr>
+          <w:b/>
+          <w:sz w:val="36"/>
+          <w:szCs w:val="36"/>
+        </w:rPr>
+        <w:t xml:space="preserve">. A </w:t>
+      </w:r>
+      <w:r>
+        <w:rPr>
+          <w:b/>
+          <w:sz w:val="36"/>
+          <w:szCs w:val="36"/>
+        </w:rPr>
+        <w:t>munka feltételei</w:t>
       </w:r>
     </w:p>
     <w:p>
@@ -156,28 +946,30 @@
           <w:szCs w:val="28"/>
         </w:rPr>
       </w:pPr>
-    </w:p>
-    <w:p>
-      <w:pPr>
-        <w:spacing w:after="0" w:line="384" w:lineRule="auto"/>
-        <w:rPr>
-          <w:b/>
-          <w:sz w:val="36"/>
-          <w:szCs w:val="36"/>
-        </w:rPr>
-      </w:pPr>
-      <w:r>
-        <w:rPr>
-          <w:b/>
-          <w:sz w:val="36"/>
-          <w:szCs w:val="36"/>
-        </w:rPr>
-        <w:t>2. A project bemutatása</w:t>
-      </w:r>
-    </w:p>
-    <w:p>
-      <w:pPr>
-        <w:spacing w:after="0" w:line="600" w:lineRule="auto"/>
+      <w:r>
+        <w:rPr>
+          <w:sz w:val="28"/>
+          <w:szCs w:val="28"/>
+        </w:rPr>
+        <w:t xml:space="preserve">A munka feltételei a következő kritériumokat és </w:t>
+      </w:r>
+      <w:proofErr w:type="spellStart"/>
+      <w:r>
+        <w:rPr>
+          <w:sz w:val="28"/>
+          <w:szCs w:val="28"/>
+        </w:rPr>
+        <w:t>elváár</w:t>
+      </w:r>
+      <w:proofErr w:type="spellEnd"/>
+    </w:p>
+    <w:p>
+      <w:pPr>
+        <w:tabs>
+          <w:tab w:val="left" w:pos="4820"/>
+        </w:tabs>
+        <w:spacing w:after="0" w:line="276" w:lineRule="auto"/>
+        <w:jc w:val="both"/>
         <w:rPr>
           <w:sz w:val="28"/>
           <w:szCs w:val="28"/>
@@ -553,6 +1345,119 @@
     </w:lvl>
   </w:abstractNum>
   <w:abstractNum w:abstractNumId="4" w15:restartNumberingAfterBreak="0">
+    <w:nsid w:val="338F3036"/>
+    <w:multiLevelType w:val="hybridMultilevel"/>
+    <w:tmpl w:val="91EEFD5C"/>
+    <w:lvl w:ilvl="0" w:tplc="040E0001">
+      <w:start w:val="1"/>
+      <w:numFmt w:val="bullet"/>
+      <w:lvlText w:val=""/>
+      <w:lvlJc w:val="left"/>
+      <w:pPr>
+        <w:ind w:left="720" w:hanging="360"/>
+      </w:pPr>
+      <w:rPr>
+        <w:rFonts w:ascii="Symbol" w:hAnsi="Symbol" w:hint="default"/>
+      </w:rPr>
+    </w:lvl>
+    <w:lvl w:ilvl="1" w:tplc="040E0003" w:tentative="1">
+      <w:start w:val="1"/>
+      <w:numFmt w:val="bullet"/>
+      <w:lvlText w:val="o"/>
+      <w:lvlJc w:val="left"/>
+      <w:pPr>
+        <w:ind w:left="1440" w:hanging="360"/>
+      </w:pPr>
+      <w:rPr>
+        <w:rFonts w:ascii="Courier New" w:hAnsi="Courier New" w:cs="Courier New" w:hint="default"/>
+      </w:rPr>
+    </w:lvl>
+    <w:lvl w:ilvl="2" w:tplc="040E0005" w:tentative="1">
+      <w:start w:val="1"/>
+      <w:numFmt w:val="bullet"/>
+      <w:lvlText w:val=""/>
+      <w:lvlJc w:val="left"/>
+      <w:pPr>
+        <w:ind w:left="2160" w:hanging="360"/>
+      </w:pPr>
+      <w:rPr>
+        <w:rFonts w:ascii="Wingdings" w:hAnsi="Wingdings" w:hint="default"/>
+      </w:rPr>
+    </w:lvl>
+    <w:lvl w:ilvl="3" w:tplc="040E0001" w:tentative="1">
+      <w:start w:val="1"/>
+      <w:numFmt w:val="bullet"/>
+      <w:lvlText w:val=""/>
+      <w:lvlJc w:val="left"/>
+      <w:pPr>
+        <w:ind w:left="2880" w:hanging="360"/>
+      </w:pPr>
+      <w:rPr>
+        <w:rFonts w:ascii="Symbol" w:hAnsi="Symbol" w:hint="default"/>
+      </w:rPr>
+    </w:lvl>
+    <w:lvl w:ilvl="4" w:tplc="040E0003" w:tentative="1">
+      <w:start w:val="1"/>
+      <w:numFmt w:val="bullet"/>
+      <w:lvlText w:val="o"/>
+      <w:lvlJc w:val="left"/>
+      <w:pPr>
+        <w:ind w:left="3600" w:hanging="360"/>
+      </w:pPr>
+      <w:rPr>
+        <w:rFonts w:ascii="Courier New" w:hAnsi="Courier New" w:cs="Courier New" w:hint="default"/>
+      </w:rPr>
+    </w:lvl>
+    <w:lvl w:ilvl="5" w:tplc="040E0005" w:tentative="1">
+      <w:start w:val="1"/>
+      <w:numFmt w:val="bullet"/>
+      <w:lvlText w:val=""/>
+      <w:lvlJc w:val="left"/>
+      <w:pPr>
+        <w:ind w:left="4320" w:hanging="360"/>
+      </w:pPr>
+      <w:rPr>
+        <w:rFonts w:ascii="Wingdings" w:hAnsi="Wingdings" w:hint="default"/>
+      </w:rPr>
+    </w:lvl>
+    <w:lvl w:ilvl="6" w:tplc="040E0001" w:tentative="1">
+      <w:start w:val="1"/>
+      <w:numFmt w:val="bullet"/>
+      <w:lvlText w:val=""/>
+      <w:lvlJc w:val="left"/>
+      <w:pPr>
+        <w:ind w:left="5040" w:hanging="360"/>
+      </w:pPr>
+      <w:rPr>
+        <w:rFonts w:ascii="Symbol" w:hAnsi="Symbol" w:hint="default"/>
+      </w:rPr>
+    </w:lvl>
+    <w:lvl w:ilvl="7" w:tplc="040E0003" w:tentative="1">
+      <w:start w:val="1"/>
+      <w:numFmt w:val="bullet"/>
+      <w:lvlText w:val="o"/>
+      <w:lvlJc w:val="left"/>
+      <w:pPr>
+        <w:ind w:left="5760" w:hanging="360"/>
+      </w:pPr>
+      <w:rPr>
+        <w:rFonts w:ascii="Courier New" w:hAnsi="Courier New" w:cs="Courier New" w:hint="default"/>
+      </w:rPr>
+    </w:lvl>
+    <w:lvl w:ilvl="8" w:tplc="040E0005" w:tentative="1">
+      <w:start w:val="1"/>
+      <w:numFmt w:val="bullet"/>
+      <w:lvlText w:val=""/>
+      <w:lvlJc w:val="left"/>
+      <w:pPr>
+        <w:ind w:left="6480" w:hanging="360"/>
+      </w:pPr>
+      <w:rPr>
+        <w:rFonts w:ascii="Wingdings" w:hAnsi="Wingdings" w:hint="default"/>
+      </w:rPr>
+    </w:lvl>
+  </w:abstractNum>
+  <w:abstractNum w:abstractNumId="5" w15:restartNumberingAfterBreak="0">
     <w:nsid w:val="47B81C27"/>
     <w:multiLevelType w:val="hybridMultilevel"/>
     <w:tmpl w:val="13EEFB0E"/>
@@ -641,7 +1546,7 @@
       </w:pPr>
     </w:lvl>
   </w:abstractNum>
-  <w:abstractNum w:abstractNumId="5" w15:restartNumberingAfterBreak="0">
+  <w:abstractNum w:abstractNumId="6" w15:restartNumberingAfterBreak="0">
     <w:nsid w:val="78FA7168"/>
     <w:multiLevelType w:val="hybridMultilevel"/>
     <w:tmpl w:val="B0FAFB3E"/>
@@ -740,13 +1645,16 @@
     <w:abstractNumId w:val="3"/>
   </w:num>
   <w:num w:numId="4">
-    <w:abstractNumId w:val="5"/>
+    <w:abstractNumId w:val="6"/>
   </w:num>
   <w:num w:numId="5">
-    <w:abstractNumId w:val="4"/>
+    <w:abstractNumId w:val="5"/>
   </w:num>
   <w:num w:numId="6">
     <w:abstractNumId w:val="0"/>
+  </w:num>
+  <w:num w:numId="7">
+    <w:abstractNumId w:val="4"/>
   </w:num>
 </w:numbering>
 </file>
@@ -1148,6 +2056,7 @@
   <w:style w:type="paragraph" w:default="1" w:styleId="Norml">
     <w:name w:val="Normal"/>
     <w:qFormat/>
+    <w:rsid w:val="00BA02A0"/>
   </w:style>
   <w:style w:type="character" w:default="1" w:styleId="Bekezdsalapbettpusa">
     <w:name w:val="Default Paragraph Font"/>
@@ -1186,6 +2095,29 @@
       <w:ind w:left="720"/>
       <w:contextualSpacing/>
     </w:pPr>
+  </w:style>
+  <w:style w:type="character" w:styleId="Hiperhivatkozs">
+    <w:name w:val="Hyperlink"/>
+    <w:basedOn w:val="Bekezdsalapbettpusa"/>
+    <w:uiPriority w:val="99"/>
+    <w:unhideWhenUsed/>
+    <w:rsid w:val="00F51D23"/>
+    <w:rPr>
+      <w:color w:val="0563C1" w:themeColor="hyperlink"/>
+      <w:u w:val="single"/>
+    </w:rPr>
+  </w:style>
+  <w:style w:type="character" w:styleId="Feloldatlanmegemlts">
+    <w:name w:val="Unresolved Mention"/>
+    <w:basedOn w:val="Bekezdsalapbettpusa"/>
+    <w:uiPriority w:val="99"/>
+    <w:semiHidden/>
+    <w:unhideWhenUsed/>
+    <w:rsid w:val="00F51D23"/>
+    <w:rPr>
+      <w:color w:val="605E5C"/>
+      <w:shd w:val="clear" w:color="auto" w:fill="E1DFDD"/>
+    </w:rPr>
   </w:style>
 </w:styles>
 </file>
